--- a/Dailys/Daily 29_8_2025.docx
+++ b/Dailys/Daily 29_8_2025.docx
@@ -8,6 +8,7 @@
         <w:spacing w:after="0" w:lineRule="auto"/>
         <w:rPr>
           <w:b w:val="1"/>
+          <w:bCs w:val="1"/>
           <w:sz w:val="30"/>
           <w:szCs w:val="30"/>
         </w:rPr>
@@ -17,6 +18,7 @@
       <w:r>
         <w:rPr>
           <w:b w:val="1"/>
+          <w:bCs w:val="1"/>
           <w:sz w:val="30"/>
           <w:szCs w:val="30"/>
           <w:rtl w:val="0"/>
@@ -26,6 +28,7 @@
       <w:r>
         <w:rPr>
           <w:b w:val="1"/>
+          <w:bCs w:val="1"/>
           <w:sz w:val="30"/>
           <w:szCs w:val="30"/>
           <w:rtl w:val="0"/>
@@ -105,6 +108,7 @@
         <w:spacing w:after="0" w:lineRule="auto"/>
         <w:rPr>
           <w:b w:val="1"/>
+          <w:bCs w:val="1"/>
           <w:sz w:val="30"/>
           <w:szCs w:val="30"/>
         </w:rPr>
@@ -114,6 +118,7 @@
       <w:r>
         <w:rPr>
           <w:b w:val="1"/>
+          <w:bCs w:val="1"/>
           <w:sz w:val="30"/>
           <w:szCs w:val="30"/>
           <w:rtl w:val="0"/>
@@ -282,6 +287,7 @@
         <w:spacing w:after="0" w:lineRule="auto"/>
         <w:rPr>
           <w:b w:val="1"/>
+          <w:bCs w:val="1"/>
           <w:sz w:val="30"/>
           <w:szCs w:val="30"/>
         </w:rPr>
@@ -291,6 +297,7 @@
       <w:r>
         <w:rPr>
           <w:b w:val="1"/>
+          <w:bCs w:val="1"/>
           <w:sz w:val="30"/>
           <w:szCs w:val="30"/>
           <w:rtl w:val="0"/>
@@ -300,6 +307,7 @@
       <w:r>
         <w:rPr>
           <w:b w:val="1"/>
+          <w:bCs w:val="1"/>
           <w:sz w:val="30"/>
           <w:szCs w:val="30"/>
           <w:rtl w:val="0"/>
@@ -848,6 +856,7 @@
     </w:pPr>
     <w:rPr>
       <w:b w:val="0"/>
+      <w:bCs w:val="0"/>
       <w:sz w:val="32"/>
       <w:szCs w:val="32"/>
     </w:rPr>
@@ -864,6 +873,7 @@
     </w:pPr>
     <w:rPr>
       <w:b w:val="0"/>
+      <w:bCs w:val="0"/>
       <w:color w:val="434343"/>
       <w:sz w:val="28"/>
       <w:szCs w:val="28"/>
@@ -913,6 +923,7 @@
     </w:pPr>
     <w:rPr>
       <w:i w:val="1"/>
+      <w:iCs w:val="1"/>
       <w:color w:val="666666"/>
       <w:sz w:val="22"/>
       <w:szCs w:val="22"/>
@@ -946,6 +957,7 @@
     <w:rPr>
       <w:rFonts w:ascii="Arial" w:cs="Arial" w:eastAsia="Arial" w:hAnsi="Arial"/>
       <w:i w:val="0"/>
+      <w:iCs w:val="0"/>
       <w:color w:val="666666"/>
       <w:sz w:val="30"/>
       <w:szCs w:val="30"/>
